--- a/tillsyn/A 19252-2026 tillsynsbegäran.docx
+++ b/tillsyn/A 19252-2026 tillsynsbegäran.docx
@@ -993,7 +993,7 @@
     <w:r>
       <w:tab/>
       <w:tab/>
-      <w:t>2026-09-14</w:t>
+      <w:t>2026-09-15</w:t>
       <w:br/>
       <w:br/>
     </w:r>

--- a/tillsyn/A 19252-2026 tillsynsbegäran.docx
+++ b/tillsyn/A 19252-2026 tillsynsbegäran.docx
@@ -993,7 +993,7 @@
     <w:r>
       <w:tab/>
       <w:tab/>
-      <w:t>2026-09-15</w:t>
+      <w:t>2026-09-16</w:t>
       <w:br/>
       <w:br/>
     </w:r>

--- a/tillsyn/A 19252-2026 tillsynsbegäran.docx
+++ b/tillsyn/A 19252-2026 tillsynsbegäran.docx
@@ -993,7 +993,7 @@
     <w:r>
       <w:tab/>
       <w:tab/>
-      <w:t>2026-09-16</w:t>
+      <w:t>2026-09-17</w:t>
       <w:br/>
       <w:br/>
     </w:r>

--- a/tillsyn/A 19252-2026 tillsynsbegäran.docx
+++ b/tillsyn/A 19252-2026 tillsynsbegäran.docx
@@ -993,7 +993,7 @@
     <w:r>
       <w:tab/>
       <w:tab/>
-      <w:t>2026-09-17</w:t>
+      <w:t>2026-09-18</w:t>
       <w:br/>
       <w:br/>
     </w:r>

--- a/tillsyn/A 19252-2026 tillsynsbegäran.docx
+++ b/tillsyn/A 19252-2026 tillsynsbegäran.docx
@@ -993,7 +993,7 @@
     <w:r>
       <w:tab/>
       <w:tab/>
-      <w:t>2026-09-18</w:t>
+      <w:t>2026-09-19</w:t>
       <w:br/>
       <w:br/>
     </w:r>

--- a/tillsyn/A 19252-2026 tillsynsbegäran.docx
+++ b/tillsyn/A 19252-2026 tillsynsbegäran.docx
@@ -993,7 +993,7 @@
     <w:r>
       <w:tab/>
       <w:tab/>
-      <w:t>2026-09-19</w:t>
+      <w:t>2026-09-21</w:t>
       <w:br/>
       <w:br/>
     </w:r>

--- a/tillsyn/A 19252-2026 tillsynsbegäran.docx
+++ b/tillsyn/A 19252-2026 tillsynsbegäran.docx
@@ -993,7 +993,7 @@
     <w:r>
       <w:tab/>
       <w:tab/>
-      <w:t>2026-09-21</w:t>
+      <w:t>2026-09-23</w:t>
       <w:br/>
       <w:br/>
     </w:r>

--- a/tillsyn/A 19252-2026 tillsynsbegäran.docx
+++ b/tillsyn/A 19252-2026 tillsynsbegäran.docx
@@ -22,7 +22,7 @@
       <w:r>
         <w:drawing>
           <wp:inline xmlns:a="http://schemas.openxmlformats.org/drawingml/2006/main" xmlns:pic="http://schemas.openxmlformats.org/drawingml/2006/picture">
-            <wp:extent cx="5486400" cy="4283540"/>
+            <wp:extent cx="5486400" cy="4292967"/>
             <wp:docPr id="1" name="Picture 1"/>
             <wp:cNvGraphicFramePr>
               <a:graphicFrameLocks noChangeAspect="1"/>
@@ -43,7 +43,7 @@
                   <pic:spPr>
                     <a:xfrm>
                       <a:off x="0" y="0"/>
-                      <a:ext cx="5486400" cy="4283540"/>
+                      <a:ext cx="5486400" cy="4292967"/>
                     </a:xfrm>
                     <a:prstGeom prst="rect"/>
                   </pic:spPr>
@@ -65,7 +65,7 @@
     </w:p>
     <w:p>
       <w:r>
-        <w:t>I och inom 23 meter från avverkningsanmälan finns fynd av 13 naturvårdsarter, varav 4 är rödlistade, 3 är fridlysta, 9 är typiska (T) och 6 är signalarter (S): dofttaggsvamp (NT, T), skarp dropptaggsvamp (NT), ullticka (NT, T), vedskivlav (NT, T), bronshjon (S, T), granbarkgnagare (S, T), grönpyrola (S, T), rödgul trumpetsvamp (S), svavelriska (S), vedticka (S, T), spillkråka (T, §4), tjäder (T, §4) och fläcknycklar (§8). Se Figur 1.</w:t>
+        <w:t>I och inom 23 meter från avverkningsanmälan finns fynd av 18 naturvårdsarter, varav 9 är rödlistade, 4 är fridlysta, 12 är typiska (T) och 6 är signalarter (S): dofttaggsvamp (NT, T), dropptaggsvamp (NT, T), gammelgransskål (NT, T), kattfotslav (NT, T), kötticka (NT), skarp dropptaggsvamp (NT), talltita (NT, §4), ullticka (NT, T), vedskivlav (NT, T), bronshjon (S, T), granbarkgnagare (S, T), grönpyrola (S, T), rödgul trumpetsvamp (S), svavelriska (S), vedticka (S, T), spillkråka (T, §4), tjäder (T, §4) och fläcknycklar (§8). Se Figur 1.</w:t>
       </w:r>
     </w:p>
     <w:p>
@@ -129,10 +129,110 @@
         <w:rPr>
           <w:b/>
         </w:rPr>
+        <w:t>Dropptaggsvamp (NT)</w:t>
+      </w:r>
+      <w:r>
+        <w:t xml:space="preserve"> bildar mykorrhiza med tall, främst i barrskog med trädkontinuitet, i magra, torra och ljusöppna lavtallskogar och i barrblandskogar med friskmossor och lingon i fältskiktet. Den totala populationen i landet har minskat och bedöms fortsätta minska till följd av slutavverkningar av tallskog. Det är högst oklart om arten långsiktigt kan etablera och reproducera sig i skogsbestånd som brukas med trakthyggesmetoder, markberedning, gödsling eller föryngring med förädlat plantmaterial. Uppfyller kriterierna för att bli rödlistad på grund av ny kunskap som visar att en större andel av populationen än tidigare bedömt är knuten till kontinuitetsbarrskog. Minskningstakten för den svenska populationen bedöms vara nära gränsvärdet för Sårbar (VU). Dropptaggsvamp är typisk art för </w:t>
+      </w:r>
+      <w:r>
+        <w:rPr>
+          <w:i/>
+        </w:rPr>
+        <w:t xml:space="preserve">9010 Taiga </w:t>
+      </w:r>
+      <w:r>
+        <w:t>(SLU Artdatabanken, 2026).</w:t>
+      </w:r>
+    </w:p>
+    <w:p>
+      <w:r>
+        <w:rPr>
+          <w:b/>
+        </w:rPr>
+        <w:t>Gammelgransskål (NT)</w:t>
+      </w:r>
+      <w:r>
+        <w:t xml:space="preserve"> är en liten skålsvamp som växer på gamla granar med skrovlig bark. Typiska växtplatser är gransumpskog i myrkanter, bäckdråg, bäckraviner och skuggiga bergssluttningar, men också skog på torrare mark kan hysa arten om beståndet har stark naturskogskaraktär. Bestånd med arten bör behandlas som nyckelbiotoper och sparas vid en slutavverkning. Även gallring bör undvikas. Gammelgransskål är typisk art för </w:t>
+      </w:r>
+      <w:r>
+        <w:rPr>
+          <w:i/>
+        </w:rPr>
+        <w:t>9010 Taiga</w:t>
+      </w:r>
+      <w:r>
+        <w:t xml:space="preserve"> (SLU Artdatabanken, 2024; Nitare &amp; Skogsstyrelsen, 2019).</w:t>
+      </w:r>
+    </w:p>
+    <w:p>
+      <w:r>
+        <w:rPr>
+          <w:b/>
+        </w:rPr>
+        <w:t xml:space="preserve">Kattfotslav (NT) </w:t>
+      </w:r>
+      <w:r>
+        <w:t xml:space="preserve">är en mycket god signalart i hela sitt svenska utbredningsområde och skogsbestånd med kattfotslav är alltid värdefulla ur naturvårdssynpunkt. Arten indikerar dels ett mikroklimat med konstant hög luftfuktighet, dels kontinuitet av äldre träd och god trädslutenhet. Trots att den är vanligare i sydvästra Sverige växer den enbart i skogsbestånd med höga naturvärden. Den är känslig för skogliga ingrepp som kan förändra lokal- och mikroklimat. Kattfotslav är typisk art för </w:t>
+      </w:r>
+      <w:r>
+        <w:rPr>
+          <w:i/>
+        </w:rPr>
+        <w:t xml:space="preserve">9010 Taiga, 9160 Näringsrik ekskog </w:t>
+      </w:r>
+      <w:r>
+        <w:t>och</w:t>
+      </w:r>
+      <w:r>
+        <w:rPr>
+          <w:i/>
+        </w:rPr>
+        <w:t xml:space="preserve"> 9190 Näringsfattig ekskog</w:t>
+      </w:r>
+      <w:r>
+        <w:t xml:space="preserve"> (Nitare &amp; Skogsstyrelsen, 2019; SLU Artdatabanken, 2026).</w:t>
+      </w:r>
+    </w:p>
+    <w:p>
+      <w:r>
+        <w:rPr>
+          <w:b/>
+        </w:rPr>
+        <w:t>Kötticka (NT)</w:t>
+      </w:r>
+      <w:r>
+        <w:t xml:space="preserve"> är granens kötticka och har klassificerats som ”gammelskogsindikator”, då den förekommer med ett tydligt optimum i äldre barrskogar, främst fuktiga granskogar. Den har högst signalvärde söder om den naturliga norrlandsgränsen </w:t>
+      </w:r>
+      <w:r>
+        <w:rPr>
+          <w:i/>
+        </w:rPr>
+        <w:t>limes norrlandicus</w:t>
+      </w:r>
+      <w:r>
+        <w:t>, men signalerar vanligtvis höga naturvärden även i Norrland. Arten är knuten till miljöer med konstant luftfuktighet och känslig för uttorkning som en avverkning kan medföra. Den totala populationen bedöms därför ha minskat under de senaste 30 åren och fortsätter att minska i takt med att grankontinuitetsskogar (skogar som inte kalavverkats) minskar i areal, samtidigt som att lämpliga miljöer inte återskapas i samma takt (SLU Artdatabanken, 2024; Nitare &amp; Skogsstyrelsen, 2019).</w:t>
+      </w:r>
+    </w:p>
+    <w:p>
+      <w:r>
+        <w:rPr>
+          <w:b/>
+        </w:rPr>
         <w:t xml:space="preserve">Skarp dropptaggsvamp (NT) </w:t>
       </w:r>
       <w:r>
         <w:t>bildar mykorrhiza med både gran och tall, främst i barrskogar med trädkontinuitet. Arten uppträder dels i näringsrik kalkbarrskog och dels i sur lavtallskog. Kalkbarrskogarna är ofta grandominerade, olikåldriga och skiktade på frisk mark med ett örtrikt vegetationsskikt. Lavtallskogarna är i regel magra, torra, ljusöppna och ofta brandpräglade. Den totala populationen i landet har minskat och bedöms fortsätta minska till följd av avverkning av äldre barrskogar. Arten har begränsad förmåga att återetablera sig efter slutavverkning eller andra storskaliga skogsbruksåtgärder. Det saknas indikationer på att arten långsiktigt kan etablera eller reproducera sig i skogsbestånd som brukas med metoder som trakthyggesbruk, markberedning, gödsling eller föryngring med förädlat plantmaterial. Minskningstakten för den svenska populationen bedöms vara nära gränsvärdet för Sårbar (VU) (SLU Artdatabanken, 2026).</w:t>
+      </w:r>
+    </w:p>
+    <w:p>
+      <w:r>
+        <w:rPr>
+          <w:b/>
+        </w:rPr>
+        <w:t>Talltita (NT, §4)</w:t>
+      </w:r>
+      <w:r>
+        <w:t>, rödlistad som nära hotad och prioriterad art i Skogsvårdslagen, har häckningsrevir i anmälan. Arten har minskat kraftigt de senaste 30 åren och minskningstakten innevarande 10-årsperiod beräknas till 20 (10–30) %. Talltitan är synnerligen trogen sitt cirka 15 hektar stora revir och är beroende av flerskiktade olikåldriga skogar för att kunna föda upp sina ungar. Talltitan försvinner om dess livsmiljö kalavverkas (Eggers &amp; Low, 2014; Ekman, 1979; Griesser et al, 2007; Klein, 2020; Siffczyk et al, 2003; SLU Artdatabanken, 2021).</w:t>
       </w:r>
     </w:p>
     <w:p>
@@ -406,7 +506,7 @@
     </w:p>
     <w:p>
       <w:r>
-        <w:t>Följande typiska arter har sina livsmiljöer och växtplatser i den avverkningsanmälda skogen: dofttaggsvamp (NT, T), ullticka (NT, T), vedskivlav (NT, T), bronshjon (S, T), granbarkgnagare (S, T), grönpyrola (S, T), vedticka (S, T), spillkråka (T, §4) och tjäder (T, §4).</w:t>
+        <w:t>Följande typiska arter har sina livsmiljöer och växtplatser i den avverkningsanmälda skogen: dofttaggsvamp (NT, T), dropptaggsvamp (NT, T), gammelgransskål (NT, T), kattfotslav (NT, T), ullticka (NT, T), vedskivlav (NT, T), bronshjon (S, T), granbarkgnagare (S, T), grönpyrola (S, T), vedticka (S, T), spillkråka (T, §4) och tjäder (T, §4).</w:t>
       </w:r>
     </w:p>
     <w:p>
@@ -474,6 +574,126 @@
       </w:pPr>
       <w:r>
         <w:t>BILAGA 1 – Fridlysta arter</w:t>
+      </w:r>
+    </w:p>
+    <w:p>
+      <w:pPr>
+        <w:pStyle w:val="Heading1"/>
+      </w:pPr>
+      <w:r>
+        <w:t>Talltita – ekologi samt krav på livsmiljön</w:t>
+      </w:r>
+    </w:p>
+    <w:p>
+      <w:r>
+        <w:t>Talltita är rödlistad som NT, fridlyst och prioriterad art i Skogsvårdslagen. Den omfattas av EU:s fågeldirektiv. Arten har minskat kraftigt de senaste 30 åren och minskningstakten innevarande 10-årsperiod beräknas till 20 (10–30) % (SLU Artdatabanken, 2022).</w:t>
+      </w:r>
+    </w:p>
+    <w:p>
+      <w:r>
+        <w:t>Talltita föredrar större sammanhängande barrskogar, och finns såväl i tallskog som granskog och i lövblandad barrskog. Skogens struktur är viktig och ska helst vara flerskiktad med riklig underväxt av mindre granar, björk och andra lövträd och buskar. Tillgång på murknande högstubbar är särskilt viktig, eftersom talltitan helst själv hackar ut sitt bohål (SLU Artdatabanken, 2022).</w:t>
+      </w:r>
+    </w:p>
+    <w:p>
+      <w:r>
+        <w:t>Det finns flera studier som visar att talltita är känslig för gallring och inte överlever när dess livsmiljö kalavverkas (Eggers and Low, 2014; Griesser et al., 2007; Klein, 2020). Talltitans revir är förhållandevis stora, 10–20 hektar och arten missgynnas när skogen fragmenteras. Kalavverkning av större delar av reviret innebär att det överges (Artdatabanken, 2021).</w:t>
+      </w:r>
+    </w:p>
+    <w:p>
+      <w:r>
+        <w:t>Talltitan är synnerligen trogen sitt revir så länge paret lever och biotopen förblir intakt. Paret stannar i sitt revir året om. En förlust av ett revir har därför en stor inverkan på den lokala populationen och trakthyggesbruket anses vara orsak till den svenska populationens kraftiga minskning. Talltiteparets revirtrohet innebär att närhelst under året man observerar en adult talltita så ingår denna plats i reviret (Siffczyk et al., 2003; Ekman, 1979).</w:t>
+      </w:r>
+    </w:p>
+    <w:p>
+      <w:pPr>
+        <w:pStyle w:val="Heading2"/>
+      </w:pPr>
+      <w:r>
+        <w:t>Referenser – talltita</w:t>
+      </w:r>
+    </w:p>
+    <w:p>
+      <w:r>
+        <w:t xml:space="preserve">Eggers, S., Low, M., 2014. </w:t>
+      </w:r>
+      <w:r>
+        <w:rPr>
+          <w:i/>
+        </w:rPr>
+        <w:t xml:space="preserve">Differential demographic responses of sympatric Parids to vegetation management in boreal forest. </w:t>
+      </w:r>
+      <w:r>
+        <w:t>For. Ecol. Manage. 319, 169–175.</w:t>
+      </w:r>
+    </w:p>
+    <w:p>
+      <w:r>
+        <w:t xml:space="preserve">Ekman, J., 1979. </w:t>
+      </w:r>
+      <w:r>
+        <w:rPr>
+          <w:i/>
+        </w:rPr>
+        <w:t xml:space="preserve">Coherence, composition and territories of winter social groups of the Willow Tit Parus montanus and the Crested Tit P. cristatus. </w:t>
+      </w:r>
+      <w:r>
+        <w:t>Ornis Scandinavica, 10, pp 56–68</w:t>
+      </w:r>
+    </w:p>
+    <w:p>
+      <w:r>
+        <w:t xml:space="preserve">Griesser, M., Nystrand, M., Eggers, S., Ekman, J., 2007. </w:t>
+      </w:r>
+      <w:r>
+        <w:rPr>
+          <w:i/>
+        </w:rPr>
+        <w:t xml:space="preserve">Impact of forestry practices on fitness correlates and population productivity in an open-nesting bird species. </w:t>
+      </w:r>
+      <w:r>
+        <w:t>Conserv. Biol. 21, 767–774. https://doi.org/10.1111/j.1523- 1739.2007.00675.x</w:t>
+      </w:r>
+    </w:p>
+    <w:p>
+      <w:r>
+        <w:t xml:space="preserve">Klein, J., 2020. </w:t>
+      </w:r>
+      <w:r>
+        <w:rPr>
+          <w:i/>
+        </w:rPr>
+        <w:t xml:space="preserve">The forgotten forest – On thinning, retention, and biodiversity in the boreal forest. </w:t>
+      </w:r>
+      <w:r>
+        <w:t>Doctoral Thesis No. 2020:50</w:t>
+      </w:r>
+    </w:p>
+    <w:p>
+      <w:r>
+        <w:t xml:space="preserve">Siffczyk, C., Brotons, L., Kangas, K., Orell, M., 2003. </w:t>
+      </w:r>
+      <w:r>
+        <w:rPr>
+          <w:i/>
+        </w:rPr>
+        <w:t xml:space="preserve">Home range size of willow tits. </w:t>
+      </w:r>
+      <w:r>
+        <w:t>Oecologica, 136, 635–642 (2003)</w:t>
+      </w:r>
+    </w:p>
+    <w:p>
+      <w:r>
+        <w:t xml:space="preserve">SLU Artdatabanken, 2021. </w:t>
+      </w:r>
+      <w:r>
+        <w:rPr>
+          <w:i/>
+        </w:rPr>
+        <w:t xml:space="preserve">Artfaktablad. Naturvård – artfakta. </w:t>
+      </w:r>
+      <w:r>
+        <w:t>SLU Artdatabanken, Uppsala</w:t>
       </w:r>
     </w:p>
     <w:p>
@@ -993,7 +1213,7 @@
     <w:r>
       <w:tab/>
       <w:tab/>
-      <w:t>2026-09-23</w:t>
+      <w:t>2026-09-24</w:t>
       <w:br/>
       <w:br/>
     </w:r>

--- a/tillsyn/A 19252-2026 tillsynsbegäran.docx
+++ b/tillsyn/A 19252-2026 tillsynsbegäran.docx
@@ -1213,7 +1213,7 @@
     <w:r>
       <w:tab/>
       <w:tab/>
-      <w:t>2026-09-24</w:t>
+      <w:t>2026-09-25</w:t>
       <w:br/>
       <w:br/>
     </w:r>

--- a/tillsyn/A 19252-2026 tillsynsbegäran.docx
+++ b/tillsyn/A 19252-2026 tillsynsbegäran.docx
@@ -1213,7 +1213,7 @@
     <w:r>
       <w:tab/>
       <w:tab/>
-      <w:t>2026-09-25</w:t>
+      <w:t>2026-09-26</w:t>
       <w:br/>
       <w:br/>
     </w:r>

--- a/tillsyn/A 19252-2026 tillsynsbegäran.docx
+++ b/tillsyn/A 19252-2026 tillsynsbegäran.docx
@@ -1213,7 +1213,7 @@
     <w:r>
       <w:tab/>
       <w:tab/>
-      <w:t>2026-09-26</w:t>
+      <w:t>2026-09-27</w:t>
       <w:br/>
       <w:br/>
     </w:r>

--- a/tillsyn/A 19252-2026 tillsynsbegäran.docx
+++ b/tillsyn/A 19252-2026 tillsynsbegäran.docx
@@ -1213,7 +1213,7 @@
     <w:r>
       <w:tab/>
       <w:tab/>
-      <w:t>2026-09-27</w:t>
+      <w:t>2026-09-28</w:t>
       <w:br/>
       <w:br/>
     </w:r>

--- a/tillsyn/A 19252-2026 tillsynsbegäran.docx
+++ b/tillsyn/A 19252-2026 tillsynsbegäran.docx
@@ -1213,7 +1213,7 @@
     <w:r>
       <w:tab/>
       <w:tab/>
-      <w:t>2026-09-28</w:t>
+      <w:t>2026-09-29</w:t>
       <w:br/>
       <w:br/>
     </w:r>

--- a/tillsyn/A 19252-2026 tillsynsbegäran.docx
+++ b/tillsyn/A 19252-2026 tillsynsbegäran.docx
@@ -1213,7 +1213,7 @@
     <w:r>
       <w:tab/>
       <w:tab/>
-      <w:t>2026-09-29</w:t>
+      <w:t>2026-09-30</w:t>
       <w:br/>
       <w:br/>
     </w:r>

--- a/tillsyn/A 19252-2026 tillsynsbegäran.docx
+++ b/tillsyn/A 19252-2026 tillsynsbegäran.docx
@@ -22,7 +22,7 @@
       <w:r>
         <w:drawing>
           <wp:inline xmlns:a="http://schemas.openxmlformats.org/drawingml/2006/main" xmlns:pic="http://schemas.openxmlformats.org/drawingml/2006/picture">
-            <wp:extent cx="5486400" cy="4292967"/>
+            <wp:extent cx="5486400" cy="4411744"/>
             <wp:docPr id="1" name="Picture 1"/>
             <wp:cNvGraphicFramePr>
               <a:graphicFrameLocks noChangeAspect="1"/>
@@ -43,7 +43,7 @@
                   <pic:spPr>
                     <a:xfrm>
                       <a:off x="0" y="0"/>
-                      <a:ext cx="5486400" cy="4292967"/>
+                      <a:ext cx="5486400" cy="4411744"/>
                     </a:xfrm>
                     <a:prstGeom prst="rect"/>
                   </pic:spPr>
@@ -65,7 +65,7 @@
     </w:p>
     <w:p>
       <w:r>
-        <w:t>I och inom 23 meter från avverkningsanmälan finns fynd av 18 naturvårdsarter, varav 9 är rödlistade, 4 är fridlysta, 12 är typiska (T) och 6 är signalarter (S): dofttaggsvamp (NT, T), dropptaggsvamp (NT, T), gammelgransskål (NT, T), kattfotslav (NT, T), kötticka (NT), skarp dropptaggsvamp (NT), talltita (NT, §4), ullticka (NT, T), vedskivlav (NT, T), bronshjon (S, T), granbarkgnagare (S, T), grönpyrola (S, T), rödgul trumpetsvamp (S), svavelriska (S), vedticka (S, T), spillkråka (T, §4), tjäder (T, §4) och fläcknycklar (§8). Se Figur 1.</w:t>
+        <w:t>I och inom 23 meter från avverkningsanmälan finns fynd av 20 naturvårdsarter, varav 11 är rödlistade, 4 är fridlysta, 14 är typiska (T) och 6 är signalarter (S): garnlav (VU, T), dofttaggsvamp (NT, T), dropptaggsvamp (NT, T), gammelgransskål (NT, T), kattfotslav (NT, T), kötticka (NT), motaggsvamp (NT, T), skarp dropptaggsvamp (NT), talltita (NT, §4), ullticka (NT, T), vedskivlav (NT, T), bronshjon (S, T), granbarkgnagare (S, T), grönpyrola (S, T), rödgul trumpetsvamp (S), svavelriska (S), vedticka (S, T), spillkråka (T, §4), tjäder (T, §4) och fläcknycklar (§8). Se Figur 1.</w:t>
       </w:r>
     </w:p>
     <w:p>
@@ -109,6 +109,35 @@
         <w:rPr>
           <w:b/>
         </w:rPr>
+        <w:t>Garnlav (VU)</w:t>
+      </w:r>
+      <w:r>
+        <w:t xml:space="preserve"> är en utpräglad barrskogsart som ibland kan drapera träden i norrländska grannaturskogar med hög luftfuktighet. Den förekommer även i talldominerade bestånd där den, förutom i trädens grenverk, påträffas hängande över ojämnheter i tallbarken. Arten har minskat starkt i södra och mellersta Sverige och den minskar även i sitt nordliga utbredningsområde. Minskningstakten uppgår till 30 (20–50) % inom 50 år och överstiger gränsvärdet för Sårbar (VU). Orsaken till tillbakagången beror främst på slutavverkningar av naturskogsartade skogar. Bestånd med riklig förekomst bör regelmässigt sparas, vilket även gynnar flera andra sällsynta och rödlistade arter. Garnlav är värdväxt för den mycket sällsynta och akut hotade fjärilen barrskogslavfly (CR) som hör hemma i boreala barrskogar med riklig förekomst av värdväxten. Tidigare kunde arten konstateras årligen på flera platser vid Dala-Floda i Dalarna innan lokalerna kalavverkades. Senaste fyndet i landet av barrskogslavfly är från år 2000 då den påträffades vid Högberget i Sollefteå kommun. Garnlav är typisk art för </w:t>
+      </w:r>
+      <w:r>
+        <w:rPr>
+          <w:i/>
+        </w:rPr>
+        <w:t xml:space="preserve">9010 Taiga </w:t>
+      </w:r>
+      <w:r>
+        <w:t>och</w:t>
+      </w:r>
+      <w:r>
+        <w:rPr>
+          <w:i/>
+        </w:rPr>
+        <w:t xml:space="preserve"> 9070 Trädklädd betesmark</w:t>
+      </w:r>
+      <w:r>
+        <w:t xml:space="preserve"> (SLU Artdatabanken, 2026).</w:t>
+      </w:r>
+    </w:p>
+    <w:p>
+      <w:r>
+        <w:rPr>
+          <w:b/>
+        </w:rPr>
         <w:t xml:space="preserve">Dofttaggsvamp (NT) </w:t>
       </w:r>
       <w:r>
@@ -211,6 +240,26 @@
       </w:r>
       <w:r>
         <w:t>, men signalerar vanligtvis höga naturvärden även i Norrland. Arten är knuten till miljöer med konstant luftfuktighet och känslig för uttorkning som en avverkning kan medföra. Den totala populationen bedöms därför ha minskat under de senaste 30 åren och fortsätter att minska i takt med att grankontinuitetsskogar (skogar som inte kalavverkats) minskar i areal, samtidigt som att lämpliga miljöer inte återskapas i samma takt (SLU Artdatabanken, 2024; Nitare &amp; Skogsstyrelsen, 2019).</w:t>
+      </w:r>
+    </w:p>
+    <w:p>
+      <w:r>
+        <w:rPr>
+          <w:b/>
+        </w:rPr>
+        <w:t xml:space="preserve">Motaggsvamp (NT) </w:t>
+      </w:r>
+      <w:r>
+        <w:t xml:space="preserve">bildar mykorrhiza med tall i tallskog och hittas huvudsakligen i äldre, glesare skogsbestånd och hällmarksimpediment. Arten hotas främst av skogsavverkning och tycks försvinna efter slutavverkning, markberedning och plantering. Motaggsvamp är typisk art för </w:t>
+      </w:r>
+      <w:r>
+        <w:rPr>
+          <w:i/>
+        </w:rPr>
+        <w:t>9010 Taiga</w:t>
+      </w:r>
+      <w:r>
+        <w:t xml:space="preserve"> (SLU Artdatabanken, 2024).</w:t>
       </w:r>
     </w:p>
     <w:p>
@@ -506,7 +555,7 @@
     </w:p>
     <w:p>
       <w:r>
-        <w:t>Följande typiska arter har sina livsmiljöer och växtplatser i den avverkningsanmälda skogen: dofttaggsvamp (NT, T), dropptaggsvamp (NT, T), gammelgransskål (NT, T), kattfotslav (NT, T), ullticka (NT, T), vedskivlav (NT, T), bronshjon (S, T), granbarkgnagare (S, T), grönpyrola (S, T), vedticka (S, T), spillkråka (T, §4) och tjäder (T, §4).</w:t>
+        <w:t>Följande typiska arter har sina livsmiljöer och växtplatser i den avverkningsanmälda skogen: garnlav (VU, T), dofttaggsvamp (NT, T), dropptaggsvamp (NT, T), gammelgransskål (NT, T), kattfotslav (NT, T), motaggsvamp (NT, T), ullticka (NT, T), vedskivlav (NT, T), bronshjon (S, T), granbarkgnagare (S, T), grönpyrola (S, T), vedticka (S, T), spillkråka (T, §4) och tjäder (T, §4).</w:t>
       </w:r>
     </w:p>
     <w:p>
@@ -1213,7 +1262,7 @@
     <w:r>
       <w:tab/>
       <w:tab/>
-      <w:t>2026-09-30</w:t>
+      <w:t>2026-10-01</w:t>
       <w:br/>
       <w:br/>
     </w:r>

--- a/tillsyn/A 19252-2026 tillsynsbegäran.docx
+++ b/tillsyn/A 19252-2026 tillsynsbegäran.docx
@@ -1262,7 +1262,7 @@
     <w:r>
       <w:tab/>
       <w:tab/>
-      <w:t>2026-10-01</w:t>
+      <w:t>2026-10-02</w:t>
       <w:br/>
       <w:br/>
     </w:r>

--- a/tillsyn/A 19252-2026 tillsynsbegäran.docx
+++ b/tillsyn/A 19252-2026 tillsynsbegäran.docx
@@ -1262,7 +1262,7 @@
     <w:r>
       <w:tab/>
       <w:tab/>
-      <w:t>2026-10-02</w:t>
+      <w:t>2026-10-03</w:t>
       <w:br/>
       <w:br/>
     </w:r>

--- a/tillsyn/A 19252-2026 tillsynsbegäran.docx
+++ b/tillsyn/A 19252-2026 tillsynsbegäran.docx
@@ -1262,7 +1262,7 @@
     <w:r>
       <w:tab/>
       <w:tab/>
-      <w:t>2026-10-03</w:t>
+      <w:t>2026-10-04</w:t>
       <w:br/>
       <w:br/>
     </w:r>

--- a/tillsyn/A 19252-2026 tillsynsbegäran.docx
+++ b/tillsyn/A 19252-2026 tillsynsbegäran.docx
@@ -1262,7 +1262,7 @@
     <w:r>
       <w:tab/>
       <w:tab/>
-      <w:t>2026-10-04</w:t>
+      <w:t>2026-10-05</w:t>
       <w:br/>
       <w:br/>
     </w:r>

--- a/tillsyn/A 19252-2026 tillsynsbegäran.docx
+++ b/tillsyn/A 19252-2026 tillsynsbegäran.docx
@@ -1262,7 +1262,7 @@
     <w:r>
       <w:tab/>
       <w:tab/>
-      <w:t>2026-10-05</w:t>
+      <w:t>2026-10-06</w:t>
       <w:br/>
       <w:br/>
     </w:r>

--- a/tillsyn/A 19252-2026 tillsynsbegäran.docx
+++ b/tillsyn/A 19252-2026 tillsynsbegäran.docx
@@ -1262,7 +1262,7 @@
     <w:r>
       <w:tab/>
       <w:tab/>
-      <w:t>2026-10-06</w:t>
+      <w:t>2026-10-07</w:t>
       <w:br/>
       <w:br/>
     </w:r>

--- a/tillsyn/A 19252-2026 tillsynsbegäran.docx
+++ b/tillsyn/A 19252-2026 tillsynsbegäran.docx
@@ -1262,7 +1262,7 @@
     <w:r>
       <w:tab/>
       <w:tab/>
-      <w:t>2026-10-07</w:t>
+      <w:t>2026-10-08</w:t>
       <w:br/>
       <w:br/>
     </w:r>

--- a/tillsyn/A 19252-2026 tillsynsbegäran.docx
+++ b/tillsyn/A 19252-2026 tillsynsbegäran.docx
@@ -1262,7 +1262,7 @@
     <w:r>
       <w:tab/>
       <w:tab/>
-      <w:t>2026-10-08</w:t>
+      <w:t>2026-10-09</w:t>
       <w:br/>
       <w:br/>
     </w:r>

--- a/tillsyn/A 19252-2026 tillsynsbegäran.docx
+++ b/tillsyn/A 19252-2026 tillsynsbegäran.docx
@@ -1262,7 +1262,7 @@
     <w:r>
       <w:tab/>
       <w:tab/>
-      <w:t>2026-10-09</w:t>
+      <w:t>2026-10-10</w:t>
       <w:br/>
       <w:br/>
     </w:r>

--- a/tillsyn/A 19252-2026 tillsynsbegäran.docx
+++ b/tillsyn/A 19252-2026 tillsynsbegäran.docx
@@ -1262,7 +1262,7 @@
     <w:r>
       <w:tab/>
       <w:tab/>
-      <w:t>2026-10-10</w:t>
+      <w:t>2026-10-11</w:t>
       <w:br/>
       <w:br/>
     </w:r>

--- a/tillsyn/A 19252-2026 tillsynsbegäran.docx
+++ b/tillsyn/A 19252-2026 tillsynsbegäran.docx
@@ -1262,7 +1262,7 @@
     <w:r>
       <w:tab/>
       <w:tab/>
-      <w:t>2026-10-11</w:t>
+      <w:t>2026-10-12</w:t>
       <w:br/>
       <w:br/>
     </w:r>

--- a/tillsyn/A 19252-2026 tillsynsbegäran.docx
+++ b/tillsyn/A 19252-2026 tillsynsbegäran.docx
@@ -1262,7 +1262,7 @@
     <w:r>
       <w:tab/>
       <w:tab/>
-      <w:t>2026-10-12</w:t>
+      <w:t>2026-10-13</w:t>
       <w:br/>
       <w:br/>
     </w:r>

--- a/tillsyn/A 19252-2026 tillsynsbegäran.docx
+++ b/tillsyn/A 19252-2026 tillsynsbegäran.docx
@@ -1262,7 +1262,7 @@
     <w:r>
       <w:tab/>
       <w:tab/>
-      <w:t>2026-10-13</w:t>
+      <w:t>2026-10-14</w:t>
       <w:br/>
       <w:br/>
     </w:r>

--- a/tillsyn/A 19252-2026 tillsynsbegäran.docx
+++ b/tillsyn/A 19252-2026 tillsynsbegäran.docx
@@ -1262,7 +1262,7 @@
     <w:r>
       <w:tab/>
       <w:tab/>
-      <w:t>2026-10-14</w:t>
+      <w:t>2026-10-16</w:t>
       <w:br/>
       <w:br/>
     </w:r>

--- a/tillsyn/A 19252-2026 tillsynsbegäran.docx
+++ b/tillsyn/A 19252-2026 tillsynsbegäran.docx
@@ -1262,7 +1262,7 @@
     <w:r>
       <w:tab/>
       <w:tab/>
-      <w:t>2026-10-16</w:t>
+      <w:t>2026-10-17</w:t>
       <w:br/>
       <w:br/>
     </w:r>

--- a/tillsyn/A 19252-2026 tillsynsbegäran.docx
+++ b/tillsyn/A 19252-2026 tillsynsbegäran.docx
@@ -1262,7 +1262,7 @@
     <w:r>
       <w:tab/>
       <w:tab/>
-      <w:t>2026-10-17</w:t>
+      <w:t>2026-10-18</w:t>
       <w:br/>
       <w:br/>
     </w:r>

--- a/tillsyn/A 19252-2026 tillsynsbegäran.docx
+++ b/tillsyn/A 19252-2026 tillsynsbegäran.docx
@@ -1262,7 +1262,7 @@
     <w:r>
       <w:tab/>
       <w:tab/>
-      <w:t>2026-10-18</w:t>
+      <w:t>2026-10-19</w:t>
       <w:br/>
       <w:br/>
     </w:r>

--- a/tillsyn/A 19252-2026 tillsynsbegäran.docx
+++ b/tillsyn/A 19252-2026 tillsynsbegäran.docx
@@ -1262,7 +1262,7 @@
     <w:r>
       <w:tab/>
       <w:tab/>
-      <w:t>2026-10-19</w:t>
+      <w:t>2026-10-20</w:t>
       <w:br/>
       <w:br/>
     </w:r>

--- a/tillsyn/A 19252-2026 tillsynsbegäran.docx
+++ b/tillsyn/A 19252-2026 tillsynsbegäran.docx
@@ -1262,7 +1262,7 @@
     <w:r>
       <w:tab/>
       <w:tab/>
-      <w:t>2026-10-20</w:t>
+      <w:t>2026-10-21</w:t>
       <w:br/>
       <w:br/>
     </w:r>

--- a/tillsyn/A 19252-2026 tillsynsbegäran.docx
+++ b/tillsyn/A 19252-2026 tillsynsbegäran.docx
@@ -1262,7 +1262,7 @@
     <w:r>
       <w:tab/>
       <w:tab/>
-      <w:t>2026-10-21</w:t>
+      <w:t>2026-10-22</w:t>
       <w:br/>
       <w:br/>
     </w:r>

--- a/tillsyn/A 19252-2026 tillsynsbegäran.docx
+++ b/tillsyn/A 19252-2026 tillsynsbegäran.docx
@@ -1262,7 +1262,7 @@
     <w:r>
       <w:tab/>
       <w:tab/>
-      <w:t>2026-10-22</w:t>
+      <w:t>2026-10-23</w:t>
       <w:br/>
       <w:br/>
     </w:r>

--- a/tillsyn/A 19252-2026 tillsynsbegäran.docx
+++ b/tillsyn/A 19252-2026 tillsynsbegäran.docx
@@ -1262,7 +1262,7 @@
     <w:r>
       <w:tab/>
       <w:tab/>
-      <w:t>2026-10-23</w:t>
+      <w:t>2026-10-24</w:t>
       <w:br/>
       <w:br/>
     </w:r>

--- a/tillsyn/A 19252-2026 tillsynsbegäran.docx
+++ b/tillsyn/A 19252-2026 tillsynsbegäran.docx
@@ -1262,7 +1262,7 @@
     <w:r>
       <w:tab/>
       <w:tab/>
-      <w:t>2026-10-24</w:t>
+      <w:t>2026-10-25</w:t>
       <w:br/>
       <w:br/>
     </w:r>

--- a/tillsyn/A 19252-2026 tillsynsbegäran.docx
+++ b/tillsyn/A 19252-2026 tillsynsbegäran.docx
@@ -1262,7 +1262,7 @@
     <w:r>
       <w:tab/>
       <w:tab/>
-      <w:t>2026-10-25</w:t>
+      <w:t>2026-10-26</w:t>
       <w:br/>
       <w:br/>
     </w:r>

--- a/tillsyn/A 19252-2026 tillsynsbegäran.docx
+++ b/tillsyn/A 19252-2026 tillsynsbegäran.docx
@@ -1262,7 +1262,7 @@
     <w:r>
       <w:tab/>
       <w:tab/>
-      <w:t>2026-10-26</w:t>
+      <w:t>2026-10-27</w:t>
       <w:br/>
       <w:br/>
     </w:r>

--- a/tillsyn/A 19252-2026 tillsynsbegäran.docx
+++ b/tillsyn/A 19252-2026 tillsynsbegäran.docx
@@ -1262,7 +1262,7 @@
     <w:r>
       <w:tab/>
       <w:tab/>
-      <w:t>2026-10-27</w:t>
+      <w:t>2026-10-28</w:t>
       <w:br/>
       <w:br/>
     </w:r>

--- a/tillsyn/A 19252-2026 tillsynsbegäran.docx
+++ b/tillsyn/A 19252-2026 tillsynsbegäran.docx
@@ -1262,7 +1262,7 @@
     <w:r>
       <w:tab/>
       <w:tab/>
-      <w:t>2026-10-28</w:t>
+      <w:t>2026-10-29</w:t>
       <w:br/>
       <w:br/>
     </w:r>

--- a/tillsyn/A 19252-2026 tillsynsbegäran.docx
+++ b/tillsyn/A 19252-2026 tillsynsbegäran.docx
@@ -1262,7 +1262,7 @@
     <w:r>
       <w:tab/>
       <w:tab/>
-      <w:t>2026-10-29</w:t>
+      <w:t>2026-10-31</w:t>
       <w:br/>
       <w:br/>
     </w:r>
